--- a/reports/四川生物医药产业集团创新事业部政策信息简报_20260916.docx
+++ b/reports/四川生物医药产业集团创新事业部政策信息简报_20260916.docx
@@ -357,7 +357,7 @@
                 <w:color w:val="000000"/>
                 <w:sz w:val="24"/>
               </w:rPr>
-              <w:t>中华人民共和国人力资源和社会保障部 中华人民共和国国家卫生健康委员会 中华人民共和国　应急管理部 国家税务总局 国家医疗保障局令（第56号）　　超龄劳动者基本权益保障暂行规定</w:t>
+              <w:t>国家医保局 国家发展改革委 国家卫生健康委关于医保支持基层医疗卫生服务发展的指导意见</w:t>
             </w:r>
           </w:p>
         </w:tc>
@@ -386,7 +386,7 @@
                 <w:color w:val="000000"/>
                 <w:sz w:val="24"/>
               </w:rPr>
-              <w:t>国务院政策文件库</w:t>
+              <w:t>国家医保局 国家发展改革委 国家卫生健康委</w:t>
             </w:r>
           </w:p>
         </w:tc>
@@ -415,7 +415,7 @@
                 <w:color w:val="000000"/>
                 <w:sz w:val="24"/>
               </w:rPr>
-              <w:t>2026-06-10</w:t>
+              <w:t>2026-03-17</w:t>
             </w:r>
           </w:p>
         </w:tc>
@@ -475,7 +475,7 @@
                 <w:color w:val="000000"/>
                 <w:sz w:val="24"/>
               </w:rPr>
-              <w:t>国务院关于同意在粤港澳大湾区内地九市暂时调整实施有关行政法规规定的批复</w:t>
+              <w:t>国家医保局关于加快医疗保障领域场景培育和开放 支持新场景大规模应用的通知</w:t>
             </w:r>
           </w:p>
         </w:tc>
@@ -504,7 +504,7 @@
                 <w:color w:val="000000"/>
                 <w:sz w:val="24"/>
               </w:rPr>
-              <w:t>国家药品监督管理局</w:t>
+              <w:t>国家医保局</w:t>
             </w:r>
           </w:p>
         </w:tc>
@@ -533,7 +533,7 @@
                 <w:color w:val="000000"/>
                 <w:sz w:val="24"/>
               </w:rPr>
-              <w:t>2026-05-29</w:t>
+              <w:t>2026-02-05</w:t>
             </w:r>
           </w:p>
         </w:tc>
@@ -593,7 +593,7 @@
                 <w:color w:val="000000"/>
                 <w:sz w:val="24"/>
               </w:rPr>
-              <w:t>国家卫生健康委关于印发全国生育友好城市、生育友好单位创建管理办法的通知</w:t>
+              <w:t>自然资源部 民政部 国家卫生健康委印发《关于深化自然资源要素保障 支持养老服务改革发展的若干措施》的通知</w:t>
             </w:r>
           </w:p>
         </w:tc>
@@ -651,7 +651,7 @@
                 <w:color w:val="000000"/>
                 <w:sz w:val="24"/>
               </w:rPr>
-              <w:t>2026-05-14</w:t>
+              <w:t>2026-01-28</w:t>
             </w:r>
           </w:p>
         </w:tc>
@@ -711,7 +711,7 @@
                 <w:color w:val="000000"/>
                 <w:sz w:val="24"/>
               </w:rPr>
-              <w:t>国家医疗保障局关于印发《医疗保障基金监督检查五年行动计划（2026年—2030年）》的通知</w:t>
+              <w:t>国家医保局 财政部关于做好职工基本医疗保险个人账户跨省共济工作的通知</w:t>
             </w:r>
           </w:p>
         </w:tc>
@@ -740,7 +740,7 @@
                 <w:color w:val="000000"/>
                 <w:sz w:val="24"/>
               </w:rPr>
-              <w:t>国家医保局</w:t>
+              <w:t>国家医保局 财政部</w:t>
             </w:r>
           </w:p>
         </w:tc>
@@ -769,7 +769,7 @@
                 <w:color w:val="000000"/>
                 <w:sz w:val="24"/>
               </w:rPr>
-              <w:t>2026-05-13</w:t>
+              <w:t>2026-01-09</w:t>
             </w:r>
           </w:p>
         </w:tc>
@@ -829,7 +829,7 @@
                 <w:color w:val="000000"/>
                 <w:sz w:val="24"/>
               </w:rPr>
-              <w:t>内蒙古自贸试验区启航 国新办吹风会详解工作方案</w:t>
+              <w:t>国家医疗保障局办公室关于大力推进刷脸支付、一码支付、移动支付、信用支付等便捷支付工作的通知</w:t>
             </w:r>
           </w:p>
         </w:tc>
@@ -858,7 +858,7 @@
                 <w:color w:val="000000"/>
                 <w:sz w:val="24"/>
               </w:rPr>
-              <w:t>国家卫生健康委员会</w:t>
+              <w:t>国家医保局</w:t>
             </w:r>
           </w:p>
         </w:tc>
@@ -887,7 +887,7 @@
                 <w:color w:val="000000"/>
                 <w:sz w:val="24"/>
               </w:rPr>
-              <w:t>2026-04-11</w:t>
+              <w:t>2026-01-08</w:t>
             </w:r>
           </w:p>
         </w:tc>
@@ -947,7 +947,7 @@
                 <w:color w:val="000000"/>
                 <w:sz w:val="24"/>
               </w:rPr>
-              <w:t>国家中医药管理局关于印发《三级中医医院评审标准（2026年版）》的通知</w:t>
+              <w:t>国家医疗保障局办公室关于印发医保基金清算提质增效三年行动计划的通知</w:t>
             </w:r>
           </w:p>
         </w:tc>
@@ -976,7 +976,7 @@
                 <w:color w:val="000000"/>
                 <w:sz w:val="24"/>
               </w:rPr>
-              <w:t>国家中医药局</w:t>
+              <w:t>国家医保局办公室</w:t>
             </w:r>
           </w:p>
         </w:tc>
@@ -1005,7 +1005,7 @@
                 <w:color w:val="000000"/>
                 <w:sz w:val="24"/>
               </w:rPr>
-              <w:t>2026-03-28</w:t>
+              <w:t>2025-12-15</w:t>
             </w:r>
           </w:p>
         </w:tc>
@@ -1065,7 +1065,7 @@
                 <w:color w:val="000000"/>
                 <w:sz w:val="24"/>
               </w:rPr>
-              <w:t>国家医保局等八部门关于印发《加快建立长期护理保险制度实施方案》的通知</w:t>
+              <w:t>学习规划建议每日问答 | 为什么要全链条推动集成电路、工业母机、高端仪器、基础软件、先进材料、生物制造等重点领域关键核心技术攻关取得决定性突破</w:t>
             </w:r>
           </w:p>
         </w:tc>
@@ -1094,7 +1094,7 @@
                 <w:color w:val="000000"/>
                 <w:sz w:val="24"/>
               </w:rPr>
-              <w:t>国家医保局 民政部 财政部 人力资源社会保障部 农业农村部 国家卫生健康委 税务总局 中国残疾人联合会</w:t>
+              <w:t>国务院政策文件库</w:t>
             </w:r>
           </w:p>
         </w:tc>
@@ -1123,7 +1123,7 @@
                 <w:color w:val="000000"/>
                 <w:sz w:val="24"/>
               </w:rPr>
-              <w:t>2026-03-26</w:t>
+              <w:t>2025-11-29</w:t>
             </w:r>
           </w:p>
         </w:tc>
@@ -1225,7 +1225,7 @@
           <w:color w:val="000000"/>
           <w:sz w:val="24"/>
         </w:rPr>
-        <w:t>2. 《中华人民共和国人力资源和社会保障部 中华人民共和国国家卫生健康委员会 中华人民共和国　应急管理部 国家税务总局 国家医疗保障局令（第56号）　　超龄劳动者基本权益保障暂行规定》（发布机关：国务院政策文件库，发布日期：2026-06-10）</w:t>
+        <w:t>2. 《国家医保局 国家发展改革委 国家卫生健康委关于医保支持基层医疗卫生服务发展的指导意见》（发布机关：国家医保局 国家发展改革委 国家卫生健康委，发布日期：2026-03-17）</w:t>
       </w:r>
     </w:p>
     <w:p>
@@ -1242,7 +1242,7 @@
           <w:color w:val="000000"/>
           <w:sz w:val="24"/>
         </w:rPr>
-        <w:t>文件主要内容与核心要点：中华人民共和国人力资源和社会保障部 中华人民共和国国家卫生健康委员会 中华人民共和国　应急管理部 国家税务总局 国家医疗保障局令（第56号）　　超龄劳动者基本权益保障暂行规定</w:t>
+        <w:t>文件主要内容与核心要点：国家医保局 国家发展改革委 国家卫生健康委关于医保支持基层医疗卫生服务发展的指导意见</w:t>
       </w:r>
       <w:r>
         <w:rPr>
@@ -1263,7 +1263,7 @@
           <w:sz w:val="24"/>
           <w:u w:val="single"/>
         </w:rPr>
-        <w:t>https://www.gov.cn/gongbao/2026/issue_12786/202606/content_7071610.html</w:t>
+        <w:t>https://www.gov.cn/zhengce/zhengceku/202603/content_7063029.htm</w:t>
       </w:r>
       <w:r>
         <w:rPr>
@@ -1290,7 +1290,7 @@
           <w:color w:val="000000"/>
           <w:sz w:val="24"/>
         </w:rPr>
-        <w:t>3. 《国务院关于同意在粤港澳大湾区内地九市暂时调整实施有关行政法规规定的批复》（发布机关：国家药品监督管理局，发布日期：2026-05-29）</w:t>
+        <w:t>3. 《国家医保局关于加快医疗保障领域场景培育和开放 支持新场景大规模应用的通知》（发布机关：国家医保局，发布日期：2026-02-05）</w:t>
       </w:r>
     </w:p>
     <w:p>
@@ -1307,7 +1307,7 @@
           <w:color w:val="000000"/>
           <w:sz w:val="24"/>
         </w:rPr>
-        <w:t>文件主要内容与核心要点：国务院关于同意在粤港澳大湾区内地九市暂时调整实施有关行政法规规定的批复</w:t>
+        <w:t>文件主要内容与核心要点：国家医保局关于加快医疗保障领域场景培育和开放 支持新场景大规模应用的通知</w:t>
       </w:r>
       <w:r>
         <w:rPr>
@@ -1328,7 +1328,7 @@
           <w:sz w:val="24"/>
           <w:u w:val="single"/>
         </w:rPr>
-        <w:t>https://www.gov.cn/zhengce/zhengceku/202605/content_7070623.htm</w:t>
+        <w:t>https://www.gov.cn/zhengce/zhengceku/202602/content_7057134.htm</w:t>
       </w:r>
       <w:r>
         <w:rPr>
@@ -1355,7 +1355,7 @@
           <w:color w:val="000000"/>
           <w:sz w:val="24"/>
         </w:rPr>
-        <w:t>4. 《国家卫生健康委关于印发全国生育友好城市、生育友好单位创建管理办法的通知》（发布机关：国家卫生健康委员会，发布日期：2026-05-14）</w:t>
+        <w:t>4. 《自然资源部 民政部 国家卫生健康委印发《关于深化自然资源要素保障 支持养老服务改革发展的若干措施》的通知》（发布机关：国家卫生健康委员会，发布日期：2026-01-28）</w:t>
       </w:r>
     </w:p>
     <w:p>
@@ -1372,7 +1372,7 @@
           <w:color w:val="000000"/>
           <w:sz w:val="24"/>
         </w:rPr>
-        <w:t>文件主要内容与核心要点：国家卫生健康委关于印发全国生育友好城市、生育友好单位创建管理办法的通知</w:t>
+        <w:t>文件主要内容与核心要点：自然资源部 民政部 国家卫生健康委印发《关于深化自然资源要素保障 支持养老服务改革发展的若干措施》的通知</w:t>
       </w:r>
       <w:r>
         <w:rPr>
@@ -1393,7 +1393,7 @@
           <w:sz w:val="24"/>
           <w:u w:val="single"/>
         </w:rPr>
-        <w:t>https://www.gov.cn/zhengce/zhengceku/202605/content_7068783.htm</w:t>
+        <w:t>https://www.gov.cn/zhengce/zhengceku/202601/content_7056416.htm</w:t>
       </w:r>
       <w:r>
         <w:rPr>
@@ -1420,7 +1420,7 @@
           <w:color w:val="000000"/>
           <w:sz w:val="24"/>
         </w:rPr>
-        <w:t>5. 《国家医疗保障局关于印发《医疗保障基金监督检查五年行动计划（2026年—2030年）》的通知》（发布机关：国家医保局，发布日期：2026-05-13）</w:t>
+        <w:t>5. 《国家医保局 财政部关于做好职工基本医疗保险个人账户跨省共济工作的通知》（发布机关：国家医保局 财政部，发布日期：2026-01-09）</w:t>
       </w:r>
     </w:p>
     <w:p>
@@ -1437,7 +1437,7 @@
           <w:color w:val="000000"/>
           <w:sz w:val="24"/>
         </w:rPr>
-        <w:t>文件主要内容与核心要点：国家医疗保障局关于印发《医疗保障基金监督检查五年行动计划（2026年—2030年）》的通知</w:t>
+        <w:t>文件主要内容与核心要点：国家医保局 财政部关于做好职工基本医疗保险个人账户跨省共济工作的通知</w:t>
       </w:r>
       <w:r>
         <w:rPr>
@@ -1458,7 +1458,7 @@
           <w:sz w:val="24"/>
           <w:u w:val="single"/>
         </w:rPr>
-        <w:t>https://www.gov.cn/zhengce/zhengceku/202605/content_7068650.htm</w:t>
+        <w:t>https://www.gov.cn/zhengce/zhengceku/202601/content_7054311.htm</w:t>
       </w:r>
       <w:r>
         <w:rPr>
@@ -1485,7 +1485,7 @@
           <w:color w:val="000000"/>
           <w:sz w:val="24"/>
         </w:rPr>
-        <w:t>6. 《内蒙古自贸试验区启航 国新办吹风会详解工作方案》（发布机关：国家卫生健康委员会，发布日期：2026-04-11）</w:t>
+        <w:t>6. 《国家医疗保障局办公室关于大力推进刷脸支付、一码支付、移动支付、信用支付等便捷支付工作的通知》（发布机关：国家医保局，发布日期：2026-01-08）</w:t>
       </w:r>
     </w:p>
     <w:p>
@@ -1502,7 +1502,7 @@
           <w:color w:val="000000"/>
           <w:sz w:val="24"/>
         </w:rPr>
-        <w:t>文件主要内容与核心要点：内蒙古自贸试验区启航 国新办吹风会详解工作方案</w:t>
+        <w:t>文件主要内容与核心要点：国家医疗保障局办公室关于大力推进刷脸支付、一码支付、移动支付、信用支付等便捷支付工作的通知</w:t>
       </w:r>
       <w:r>
         <w:rPr>
@@ -1523,7 +1523,7 @@
           <w:sz w:val="24"/>
           <w:u w:val="single"/>
         </w:rPr>
-        <w:t>https://www.gov.cn/zhengce/202604/content_7065224.htm</w:t>
+        <w:t>https://www.gov.cn/zhengce/zhengceku/202601/content_7054281.htm</w:t>
       </w:r>
       <w:r>
         <w:rPr>
@@ -1550,7 +1550,7 @@
           <w:color w:val="000000"/>
           <w:sz w:val="24"/>
         </w:rPr>
-        <w:t>7. 《国家中医药管理局关于印发《三级中医医院评审标准（2026年版）》的通知》（发布机关：国家中医药局，发布日期：2026-03-28）</w:t>
+        <w:t>7. 《国家医疗保障局办公室关于印发医保基金清算提质增效三年行动计划的通知》（发布机关：国家医保局办公室，发布日期：2025-12-15）</w:t>
       </w:r>
     </w:p>
     <w:p>
@@ -1567,7 +1567,7 @@
           <w:color w:val="000000"/>
           <w:sz w:val="24"/>
         </w:rPr>
-        <w:t>文件主要内容与核心要点：国家中医药管理局关于印发《三级中医医院评审标准（2026年版）》的通知</w:t>
+        <w:t>文件主要内容与核心要点：国家医疗保障局办公室关于印发医保基金清算提质增效三年行动计划的通知</w:t>
       </w:r>
       <w:r>
         <w:rPr>
@@ -1588,7 +1588,7 @@
           <w:sz w:val="24"/>
           <w:u w:val="single"/>
         </w:rPr>
-        <w:t>https://www.gov.cn/zhengce/zhengceku/202603/content_7064072.htm</w:t>
+        <w:t>https://www.gov.cn/zhengce/zhengceku/202512/content_7051326.htm</w:t>
       </w:r>
       <w:r>
         <w:rPr>
@@ -1615,7 +1615,7 @@
           <w:color w:val="000000"/>
           <w:sz w:val="24"/>
         </w:rPr>
-        <w:t>8. 《国家医保局等八部门关于印发《加快建立长期护理保险制度实施方案》的通知》（发布机关：国家医保局 民政部 财政部 人力资源社会保障部 农业农村部 国家卫生健康委 税务总局 中国残疾人联合会，发布日期：2026-03-26）</w:t>
+        <w:t>8. 《学习规划建议每日问答 | 为什么要全链条推动集成电路、工业母机、高端仪器、基础软件、先进材料、生物制造等重点领域关键核心技术攻关取得决定性突破》（发布机关：国务院政策文件库，发布日期：2025-11-29）</w:t>
       </w:r>
     </w:p>
     <w:p>
@@ -1632,7 +1632,7 @@
           <w:color w:val="000000"/>
           <w:sz w:val="24"/>
         </w:rPr>
-        <w:t>文件主要内容与核心要点：国家医保局等八部门关于印发《加快建立长期护理保险制度实施方案》的通知</w:t>
+        <w:t>文件主要内容与核心要点：学习规划建议每日问答 | 为什么要全链条推动集成电路、工业母机、高端仪器、基础软件、先进材料、生物制造等重点领域关键核心技术攻关取得决定性突破</w:t>
       </w:r>
       <w:r>
         <w:rPr>
@@ -1653,7 +1653,7 @@
           <w:sz w:val="24"/>
           <w:u w:val="single"/>
         </w:rPr>
-        <w:t>https://www.gov.cn/zhengce/zhengceku/202603/content_7063915.htm</w:t>
+        <w:t>https://www.gov.cn/zhengce/202511/content_7049872.htm</w:t>
       </w:r>
       <w:r>
         <w:rPr>
